--- a/ibm4212/files/AI_Disclosure_Guidance.docx
+++ b/ibm4212/files/AI_Disclosure_Guidance.docx
@@ -547,8 +547,12 @@
     </w:p>
     <w:p>
       <w:pPr>
-        <w:pStyle w:val="ListNumber"/>
+        <w:ind w:left="432" w:hanging="432"/>
       </w:pPr>
+      <w:r>
+        <w:t>1.</w:t>
+        <w:tab/>
+      </w:r>
       <w:r>
         <w:rPr>
           <w:b/>
@@ -570,8 +574,12 @@
     </w:p>
     <w:p>
       <w:pPr>
-        <w:pStyle w:val="ListNumber"/>
+        <w:ind w:left="432" w:hanging="432"/>
       </w:pPr>
+      <w:r>
+        <w:t>2.</w:t>
+        <w:tab/>
+      </w:r>
       <w:r>
         <w:rPr>
           <w:b/>
@@ -584,8 +592,12 @@
     </w:p>
     <w:p>
       <w:pPr>
-        <w:pStyle w:val="ListNumber"/>
+        <w:ind w:left="432" w:hanging="432"/>
       </w:pPr>
+      <w:r>
+        <w:t>3.</w:t>
+        <w:tab/>
+      </w:r>
       <w:r>
         <w:rPr>
           <w:b/>
